--- a/outputs/report/update-202607/idc-update-202607.docx
+++ b/outputs/report/update-202607/idc-update-202607.docx
@@ -710,7 +710,25 @@
                 <w:i w:val="0"/>
                 <w:sz w:val="21"/>
               </w:rPr>
-              <w:t>I — Inadimplência da carteira de crédito livre PF (90+ dias)</w:t>
+              <w:t>I — Inadimplência da carteira de crédito livre PF (90</w:t>
+            </w:r>
+            <w:r>
+              <w:rPr>
+                <w:rFonts w:ascii="Arial" w:hAnsi="Arial"/>
+                <w:b w:val="0"/>
+                <w:i w:val="0"/>
+                <w:sz w:val="21"/>
+              </w:rPr>
+              <w:t>+</w:t>
+            </w:r>
+            <w:r>
+              <w:rPr>
+                <w:rFonts w:ascii="Palatino" w:hAnsi="Palatino"/>
+                <w:b w:val="0"/>
+                <w:i w:val="0"/>
+                <w:sz w:val="21"/>
+              </w:rPr>
+              <w:t xml:space="preserve"> dias)</w:t>
             </w:r>
           </w:p>
         </w:tc>
@@ -1053,11 +1071,19 @@
       </w:r>
       <w:r>
         <w:rPr>
+          <w:rFonts w:ascii="Arial" w:hAnsi="Arial"/>
+          <w:b/>
+          <w:i w:val="0"/>
+        </w:rPr>
+        <w:t>+</w:t>
+      </w:r>
+      <w:r>
+        <w:rPr>
           <w:rFonts w:ascii="Palatino" w:hAnsi="Palatino"/>
           <w:b/>
           <w:i w:val="0"/>
         </w:rPr>
-        <w:t>+0,1 p.p.</w:t>
+        <w:t>0,1 p.p.</w:t>
       </w:r>
       <w:r>
         <w:rPr>
@@ -1185,11 +1211,19 @@
       </w:r>
       <w:r>
         <w:rPr>
+          <w:rFonts w:ascii="Arial" w:hAnsi="Arial"/>
+          <w:b/>
+          <w:i w:val="0"/>
+        </w:rPr>
+        <w:t>+</w:t>
+      </w:r>
+      <w:r>
+        <w:rPr>
           <w:rFonts w:ascii="Palatino" w:hAnsi="Palatino"/>
           <w:b/>
           <w:i w:val="0"/>
         </w:rPr>
-        <w:t>+0,2 p.p.</w:t>
+        <w:t>0,2 p.p.</w:t>
       </w:r>
       <w:r>
         <w:rPr>
@@ -1361,7 +1395,1001 @@
           <w:b w:val="0"/>
           <w:i w:val="0"/>
         </w:rPr>
-        <w:t>No agregado, a queda de Q mais que compensou as altas de C e I, levando o IDC a pequeno recuo. O indicador mede a posição relativa do desconforto de crédito na série observada, não uma medida absoluta de endividamento.</w:t>
+        <w:t xml:space="preserve">Com C e I no teto de </w:t>
+      </w:r>
+      <w:r>
+        <w:rPr>
+          <w:rFonts w:ascii="Palatino" w:hAnsi="Palatino"/>
+          <w:b/>
+          <w:i w:val="0"/>
+        </w:rPr>
+        <w:t>1,000</w:t>
+      </w:r>
+      <w:r>
+        <w:rPr>
+          <w:rFonts w:ascii="Palatino" w:hAnsi="Palatino"/>
+          <w:b w:val="0"/>
+          <w:i w:val="0"/>
+        </w:rPr>
+        <w:t xml:space="preserve"> da escala normalizada, Q foi o único componente a se mover na agregação e determinou o pequeno recuo do IDC. O indicador mede a posição relativa do desconforto de crédito, não uma medida absoluta de endividamento.</w:t>
+      </w:r>
+    </w:p>
+    <w:p>
+      <w:pPr>
+        <w:numPr>
+          <w:ilvl w:val="0"/>
+          <w:numId w:val="10"/>
+        </w:numPr>
+        <w:pStyle w:val="Heading1"/>
+      </w:pPr>
+      <w:r>
+        <w:rPr>
+          <w:rFonts w:ascii="Palatino" w:hAnsi="Palatino"/>
+          <w:b w:val="0"/>
+          <w:i w:val="0"/>
+        </w:rPr>
+        <w:t>Revisões dos dados</w:t>
+      </w:r>
+    </w:p>
+    <w:p>
+      <w:pPr>
+        <w:widowControl/>
+        <w:spacing w:line="300" w:lineRule="exact" w:before="0" w:after="0"/>
+        <w:ind w:firstLine="0"/>
+        <w:jc w:val="both"/>
+      </w:pPr>
+      <w:r>
+        <w:rPr>
+          <w:rFonts w:ascii="Palatino" w:hAnsi="Palatino"/>
+          <w:b w:val="0"/>
+          <w:i w:val="0"/>
+        </w:rPr>
+        <w:t xml:space="preserve">A comparação das divulgações </w:t>
+      </w:r>
+      <w:r>
+        <w:rPr>
+          <w:rFonts w:ascii="Palatino" w:hAnsi="Palatino"/>
+          <w:b/>
+          <w:i w:val="0"/>
+        </w:rPr>
+        <w:t>202606</w:t>
+      </w:r>
+      <w:r>
+        <w:rPr>
+          <w:rFonts w:ascii="Palatino" w:hAnsi="Palatino"/>
+          <w:b w:val="0"/>
+          <w:i w:val="0"/>
+        </w:rPr>
+        <w:t xml:space="preserve"> e </w:t>
+      </w:r>
+      <w:r>
+        <w:rPr>
+          <w:rFonts w:ascii="Palatino" w:hAnsi="Palatino"/>
+          <w:b/>
+          <w:i w:val="0"/>
+        </w:rPr>
+        <w:t>202607</w:t>
+      </w:r>
+      <w:r>
+        <w:rPr>
+          <w:rFonts w:ascii="Palatino" w:hAnsi="Palatino"/>
+          <w:b w:val="0"/>
+          <w:i w:val="0"/>
+        </w:rPr>
+        <w:t xml:space="preserve"> identificou revisões em observações já publicadas. Em C, </w:t>
+      </w:r>
+      <w:r>
+        <w:rPr>
+          <w:rFonts w:ascii="Palatino" w:hAnsi="Palatino"/>
+          <w:b/>
+          <w:i w:val="0"/>
+        </w:rPr>
+        <w:t>jan-2026</w:t>
+      </w:r>
+      <w:r>
+        <w:rPr>
+          <w:rFonts w:ascii="Palatino" w:hAnsi="Palatino"/>
+          <w:b w:val="0"/>
+          <w:i w:val="0"/>
+        </w:rPr>
+        <w:t xml:space="preserve"> passou de </w:t>
+      </w:r>
+      <w:r>
+        <w:rPr>
+          <w:rFonts w:ascii="Palatino" w:hAnsi="Palatino"/>
+          <w:b/>
+          <w:i w:val="0"/>
+        </w:rPr>
+        <w:t>28,3%</w:t>
+      </w:r>
+      <w:r>
+        <w:rPr>
+          <w:rFonts w:ascii="Palatino" w:hAnsi="Palatino"/>
+          <w:b w:val="0"/>
+          <w:i w:val="0"/>
+        </w:rPr>
+        <w:t xml:space="preserve"> para </w:t>
+      </w:r>
+      <w:r>
+        <w:rPr>
+          <w:rFonts w:ascii="Palatino" w:hAnsi="Palatino"/>
+          <w:b/>
+          <w:i w:val="0"/>
+        </w:rPr>
+        <w:t>28,2%</w:t>
+      </w:r>
+      <w:r>
+        <w:rPr>
+          <w:rFonts w:ascii="Palatino" w:hAnsi="Palatino"/>
+          <w:b w:val="0"/>
+          <w:i w:val="0"/>
+        </w:rPr>
+        <w:t xml:space="preserve"> e </w:t>
+      </w:r>
+      <w:r>
+        <w:rPr>
+          <w:rFonts w:ascii="Palatino" w:hAnsi="Palatino"/>
+          <w:b/>
+          <w:i w:val="0"/>
+        </w:rPr>
+        <w:t>abr-2026</w:t>
+      </w:r>
+      <w:r>
+        <w:rPr>
+          <w:rFonts w:ascii="Palatino" w:hAnsi="Palatino"/>
+          <w:b w:val="0"/>
+          <w:i w:val="0"/>
+        </w:rPr>
+        <w:t xml:space="preserve">, de </w:t>
+      </w:r>
+      <w:r>
+        <w:rPr>
+          <w:rFonts w:ascii="Palatino" w:hAnsi="Palatino"/>
+          <w:b/>
+          <w:i w:val="0"/>
+        </w:rPr>
+        <w:t>28,2%</w:t>
+      </w:r>
+      <w:r>
+        <w:rPr>
+          <w:rFonts w:ascii="Palatino" w:hAnsi="Palatino"/>
+          <w:b w:val="0"/>
+          <w:i w:val="0"/>
+        </w:rPr>
+        <w:t xml:space="preserve"> para </w:t>
+      </w:r>
+      <w:r>
+        <w:rPr>
+          <w:rFonts w:ascii="Palatino" w:hAnsi="Palatino"/>
+          <w:b/>
+          <w:i w:val="0"/>
+        </w:rPr>
+        <w:t>28,4%</w:t>
+      </w:r>
+      <w:r>
+        <w:rPr>
+          <w:rFonts w:ascii="Palatino" w:hAnsi="Palatino"/>
+          <w:b w:val="0"/>
+          <w:i w:val="0"/>
+        </w:rPr>
+        <w:t xml:space="preserve">; I não mudou. Nos insumos de Q, o crédito livre PF total foi revisto de </w:t>
+      </w:r>
+      <w:r>
+        <w:rPr>
+          <w:rFonts w:ascii="Palatino" w:hAnsi="Palatino"/>
+          <w:b/>
+          <w:i w:val="0"/>
+        </w:rPr>
+        <w:t>fev-2026</w:t>
+      </w:r>
+      <w:r>
+        <w:rPr>
+          <w:rFonts w:ascii="Palatino" w:hAnsi="Palatino"/>
+          <w:b w:val="0"/>
+          <w:i w:val="0"/>
+        </w:rPr>
+        <w:t xml:space="preserve"> a </w:t>
+      </w:r>
+      <w:r>
+        <w:rPr>
+          <w:rFonts w:ascii="Palatino" w:hAnsi="Palatino"/>
+          <w:b/>
+          <w:i w:val="0"/>
+        </w:rPr>
+        <w:t>mai-2026</w:t>
+      </w:r>
+      <w:r>
+        <w:rPr>
+          <w:rFonts w:ascii="Palatino" w:hAnsi="Palatino"/>
+          <w:b w:val="0"/>
+          <w:i w:val="0"/>
+        </w:rPr>
+        <w:t xml:space="preserve">; cheque especial e crédito pessoal não consignado, de </w:t>
+      </w:r>
+      <w:r>
+        <w:rPr>
+          <w:rFonts w:ascii="Palatino" w:hAnsi="Palatino"/>
+          <w:b/>
+          <w:i w:val="0"/>
+        </w:rPr>
+        <w:t>mar-2026</w:t>
+      </w:r>
+      <w:r>
+        <w:rPr>
+          <w:rFonts w:ascii="Palatino" w:hAnsi="Palatino"/>
+          <w:b w:val="0"/>
+          <w:i w:val="0"/>
+        </w:rPr>
+        <w:t xml:space="preserve"> a </w:t>
+      </w:r>
+      <w:r>
+        <w:rPr>
+          <w:rFonts w:ascii="Palatino" w:hAnsi="Palatino"/>
+          <w:b/>
+          <w:i w:val="0"/>
+        </w:rPr>
+        <w:t>mai-2026</w:t>
+      </w:r>
+      <w:r>
+        <w:rPr>
+          <w:rFonts w:ascii="Palatino" w:hAnsi="Palatino"/>
+          <w:b w:val="0"/>
+          <w:i w:val="0"/>
+        </w:rPr>
+        <w:t xml:space="preserve">; e cartões rotativo e parcelado, em </w:t>
+      </w:r>
+      <w:r>
+        <w:rPr>
+          <w:rFonts w:ascii="Palatino" w:hAnsi="Palatino"/>
+          <w:b/>
+          <w:i w:val="0"/>
+        </w:rPr>
+        <w:t>mai-2026</w:t>
+      </w:r>
+      <w:r>
+        <w:rPr>
+          <w:rFonts w:ascii="Palatino" w:hAnsi="Palatino"/>
+          <w:b w:val="0"/>
+          <w:i w:val="0"/>
+        </w:rPr>
+        <w:t>.</w:t>
+      </w:r>
+    </w:p>
+    <w:p>
+      <w:pPr>
+        <w:widowControl/>
+        <w:spacing w:line="300" w:lineRule="exact" w:before="0" w:after="0"/>
+        <w:ind w:firstLine="300"/>
+        <w:jc w:val="both"/>
+      </w:pPr>
+      <w:r>
+        <w:rPr>
+          <w:rFonts w:ascii="Palatino" w:hAnsi="Palatino"/>
+          <w:b w:val="0"/>
+          <w:i w:val="0"/>
+        </w:rPr>
+        <w:t xml:space="preserve">A Tabela </w:t>
+      </w:r>
+      <w:r>
+        <w:rPr>
+          <w:rFonts w:ascii="Palatino" w:hAnsi="Palatino"/>
+          <w:b w:val="0"/>
+          <w:i w:val="0"/>
+        </w:rPr>
+        <w:t>2</w:t>
+      </w:r>
+      <w:r>
+        <w:rPr>
+          <w:rFonts w:ascii="Palatino" w:hAnsi="Palatino"/>
+          <w:b w:val="0"/>
+          <w:i w:val="0"/>
+        </w:rPr>
+        <w:t xml:space="preserve"> lista as duas competências comuns cujo IDC mudou; revisões brutas sem efeito no índice não aparecem na tabela.</w:t>
+      </w:r>
+    </w:p>
+    <w:p>
+      <w:pPr>
+        <w:pStyle w:val="IDCCaption"/>
+        <w:jc w:val="center"/>
+      </w:pPr>
+      <w:r>
+        <w:rPr>
+          <w:rFonts w:ascii="Palatino" w:hAnsi="Palatino"/>
+          <w:b/>
+          <w:sz w:val="21"/>
+        </w:rPr>
+        <w:t xml:space="preserve">Tabela 2. </w:t>
+      </w:r>
+      <w:r>
+        <w:rPr>
+          <w:rFonts w:ascii="Palatino" w:hAnsi="Palatino"/>
+          <w:b w:val="0"/>
+          <w:i/>
+        </w:rPr>
+        <w:t>IDC alterado pela revisão dos dados — divulgações 202606 e 202607.</w:t>
+      </w:r>
+    </w:p>
+    <w:tbl>
+      <w:tblPr>
+        <w:tblW w:type="dxa" w:w="8504"/>
+        <w:tblLayout w:type="fixed"/>
+        <w:tblLook w:firstColumn="1" w:firstRow="1" w:lastColumn="0" w:lastRow="0" w:noHBand="0" w:noVBand="1" w:val="04A0"/>
+        <w:tblInd w:w="80" w:type="dxa"/>
+      </w:tblPr>
+      <w:tblGrid>
+        <w:gridCol w:w="1700"/>
+        <w:gridCol w:w="2268"/>
+        <w:gridCol w:w="2268"/>
+        <w:gridCol w:w="2268"/>
+      </w:tblGrid>
+      <w:tr>
+        <w:trPr>
+          <w:cantSplit/>
+          <w:tblHeader/>
+        </w:trPr>
+        <w:tc>
+          <w:tcPr>
+            <w:tcW w:type="dxa" w:w="1700"/>
+            <w:tcMar>
+              <w:top w:w="60" w:type="dxa"/>
+              <w:start w:w="80" w:type="dxa"/>
+              <w:bottom w:w="60" w:type="dxa"/>
+              <w:end w:w="80" w:type="dxa"/>
+            </w:tcMar>
+            <w:vAlign w:val="center"/>
+            <w:tcBorders>
+              <w:top w:val="single" w:sz="8" w:color="000000"/>
+              <w:start w:val="nil"/>
+              <w:bottom w:val="single" w:sz="4" w:color="000000"/>
+              <w:end w:val="nil"/>
+              <w:insideH w:val="nil"/>
+              <w:insideV w:val="nil"/>
+            </w:tcBorders>
+          </w:tcPr>
+          <w:p>
+            <w:pPr>
+              <w:spacing w:before="0" w:after="0" w:line="240" w:lineRule="auto"/>
+              <w:jc w:val="left"/>
+            </w:pPr>
+            <w:r>
+              <w:rPr>
+                <w:rFonts w:ascii="Palatino" w:hAnsi="Palatino"/>
+                <w:b w:val="0"/>
+                <w:i w:val="0"/>
+                <w:sz w:val="20"/>
+              </w:rPr>
+              <w:t>Competência</w:t>
+            </w:r>
+          </w:p>
+        </w:tc>
+        <w:tc>
+          <w:tcPr>
+            <w:tcW w:type="dxa" w:w="2268"/>
+            <w:tcMar>
+              <w:top w:w="60" w:type="dxa"/>
+              <w:start w:w="80" w:type="dxa"/>
+              <w:bottom w:w="60" w:type="dxa"/>
+              <w:end w:w="80" w:type="dxa"/>
+            </w:tcMar>
+            <w:vAlign w:val="center"/>
+            <w:tcBorders>
+              <w:top w:val="single" w:sz="8" w:color="000000"/>
+              <w:start w:val="nil"/>
+              <w:bottom w:val="single" w:sz="4" w:color="000000"/>
+              <w:end w:val="nil"/>
+              <w:insideH w:val="nil"/>
+              <w:insideV w:val="nil"/>
+            </w:tcBorders>
+          </w:tcPr>
+          <w:p>
+            <w:pPr>
+              <w:spacing w:before="0" w:after="0" w:line="240" w:lineRule="auto"/>
+              <w:jc w:val="right"/>
+            </w:pPr>
+            <w:r>
+              <w:rPr>
+                <w:rFonts w:ascii="Palatino" w:hAnsi="Palatino"/>
+                <w:b w:val="0"/>
+                <w:i w:val="0"/>
+                <w:sz w:val="20"/>
+              </w:rPr>
+              <w:t>IDC na 202606</w:t>
+            </w:r>
+          </w:p>
+        </w:tc>
+        <w:tc>
+          <w:tcPr>
+            <w:tcW w:type="dxa" w:w="2268"/>
+            <w:tcMar>
+              <w:top w:w="60" w:type="dxa"/>
+              <w:start w:w="80" w:type="dxa"/>
+              <w:bottom w:w="60" w:type="dxa"/>
+              <w:end w:w="80" w:type="dxa"/>
+            </w:tcMar>
+            <w:vAlign w:val="center"/>
+            <w:tcBorders>
+              <w:top w:val="single" w:sz="8" w:color="000000"/>
+              <w:start w:val="nil"/>
+              <w:bottom w:val="single" w:sz="4" w:color="000000"/>
+              <w:end w:val="nil"/>
+              <w:insideH w:val="nil"/>
+              <w:insideV w:val="nil"/>
+            </w:tcBorders>
+          </w:tcPr>
+          <w:p>
+            <w:pPr>
+              <w:spacing w:before="0" w:after="0" w:line="240" w:lineRule="auto"/>
+              <w:jc w:val="right"/>
+            </w:pPr>
+            <w:r>
+              <w:rPr>
+                <w:rFonts w:ascii="Palatino" w:hAnsi="Palatino"/>
+                <w:b w:val="0"/>
+                <w:i w:val="0"/>
+                <w:sz w:val="20"/>
+              </w:rPr>
+              <w:t>IDC na 202607</w:t>
+            </w:r>
+          </w:p>
+        </w:tc>
+        <w:tc>
+          <w:tcPr>
+            <w:tcW w:type="dxa" w:w="2268"/>
+            <w:tcMar>
+              <w:top w:w="60" w:type="dxa"/>
+              <w:start w:w="80" w:type="dxa"/>
+              <w:bottom w:w="60" w:type="dxa"/>
+              <w:end w:w="80" w:type="dxa"/>
+            </w:tcMar>
+            <w:vAlign w:val="center"/>
+            <w:tcBorders>
+              <w:top w:val="single" w:sz="8" w:color="000000"/>
+              <w:start w:val="nil"/>
+              <w:bottom w:val="single" w:sz="4" w:color="000000"/>
+              <w:end w:val="nil"/>
+              <w:insideH w:val="nil"/>
+              <w:insideV w:val="nil"/>
+            </w:tcBorders>
+          </w:tcPr>
+          <w:p>
+            <w:pPr>
+              <w:spacing w:before="0" w:after="0" w:line="240" w:lineRule="auto"/>
+              <w:jc w:val="right"/>
+            </w:pPr>
+            <w:r>
+              <w:rPr>
+                <w:rFonts w:ascii="Palatino" w:hAnsi="Palatino"/>
+                <w:b w:val="0"/>
+                <w:i w:val="0"/>
+                <w:sz w:val="20"/>
+              </w:rPr>
+              <w:t>Revisão</w:t>
+            </w:r>
+          </w:p>
+        </w:tc>
+      </w:tr>
+      <w:tr>
+        <w:trPr>
+          <w:cantSplit/>
+        </w:trPr>
+        <w:tc>
+          <w:tcPr>
+            <w:tcW w:type="dxa" w:w="1700"/>
+            <w:tcMar>
+              <w:top w:w="60" w:type="dxa"/>
+              <w:start w:w="80" w:type="dxa"/>
+              <w:bottom w:w="60" w:type="dxa"/>
+              <w:end w:w="80" w:type="dxa"/>
+            </w:tcMar>
+            <w:vAlign w:val="center"/>
+            <w:tcBorders>
+              <w:top w:val="nil"/>
+              <w:start w:val="nil"/>
+              <w:bottom w:val="nil"/>
+              <w:end w:val="nil"/>
+              <w:insideH w:val="nil"/>
+              <w:insideV w:val="nil"/>
+            </w:tcBorders>
+          </w:tcPr>
+          <w:p>
+            <w:pPr>
+              <w:spacing w:before="0" w:after="0" w:line="240" w:lineRule="auto"/>
+              <w:jc w:val="left"/>
+            </w:pPr>
+            <w:r>
+              <w:rPr>
+                <w:rFonts w:ascii="Palatino" w:hAnsi="Palatino"/>
+                <w:b w:val="0"/>
+                <w:i w:val="0"/>
+                <w:sz w:val="20"/>
+              </w:rPr>
+              <w:t>mar-2026</w:t>
+            </w:r>
+          </w:p>
+        </w:tc>
+        <w:tc>
+          <w:tcPr>
+            <w:tcW w:type="dxa" w:w="2268"/>
+            <w:tcMar>
+              <w:top w:w="60" w:type="dxa"/>
+              <w:start w:w="80" w:type="dxa"/>
+              <w:bottom w:w="60" w:type="dxa"/>
+              <w:end w:w="80" w:type="dxa"/>
+            </w:tcMar>
+            <w:vAlign w:val="center"/>
+            <w:tcBorders>
+              <w:top w:val="nil"/>
+              <w:start w:val="nil"/>
+              <w:bottom w:val="nil"/>
+              <w:end w:val="nil"/>
+              <w:insideH w:val="nil"/>
+              <w:insideV w:val="nil"/>
+            </w:tcBorders>
+          </w:tcPr>
+          <w:p>
+            <w:pPr>
+              <w:spacing w:before="0" w:after="0" w:line="240" w:lineRule="auto"/>
+              <w:jc w:val="right"/>
+            </w:pPr>
+            <w:r>
+              <w:rPr>
+                <w:rFonts w:ascii="Palatino" w:hAnsi="Palatino"/>
+                <w:b w:val="0"/>
+                <w:i w:val="0"/>
+                <w:sz w:val="20"/>
+              </w:rPr>
+              <w:t>0,960374</w:t>
+            </w:r>
+          </w:p>
+        </w:tc>
+        <w:tc>
+          <w:tcPr>
+            <w:tcW w:type="dxa" w:w="2268"/>
+            <w:tcMar>
+              <w:top w:w="60" w:type="dxa"/>
+              <w:start w:w="80" w:type="dxa"/>
+              <w:bottom w:w="60" w:type="dxa"/>
+              <w:end w:w="80" w:type="dxa"/>
+            </w:tcMar>
+            <w:vAlign w:val="center"/>
+            <w:tcBorders>
+              <w:top w:val="nil"/>
+              <w:start w:val="nil"/>
+              <w:bottom w:val="nil"/>
+              <w:end w:val="nil"/>
+              <w:insideH w:val="nil"/>
+              <w:insideV w:val="nil"/>
+            </w:tcBorders>
+          </w:tcPr>
+          <w:p>
+            <w:pPr>
+              <w:spacing w:before="0" w:after="0" w:line="240" w:lineRule="auto"/>
+              <w:jc w:val="right"/>
+            </w:pPr>
+            <w:r>
+              <w:rPr>
+                <w:rFonts w:ascii="Palatino" w:hAnsi="Palatino"/>
+                <w:b w:val="0"/>
+                <w:i w:val="0"/>
+                <w:sz w:val="20"/>
+              </w:rPr>
+              <w:t>0,960299</w:t>
+            </w:r>
+          </w:p>
+        </w:tc>
+        <w:tc>
+          <w:tcPr>
+            <w:tcW w:type="dxa" w:w="2268"/>
+            <w:tcMar>
+              <w:top w:w="60" w:type="dxa"/>
+              <w:start w:w="80" w:type="dxa"/>
+              <w:bottom w:w="60" w:type="dxa"/>
+              <w:end w:w="80" w:type="dxa"/>
+            </w:tcMar>
+            <w:vAlign w:val="center"/>
+            <w:tcBorders>
+              <w:top w:val="nil"/>
+              <w:start w:val="nil"/>
+              <w:bottom w:val="nil"/>
+              <w:end w:val="nil"/>
+              <w:insideH w:val="nil"/>
+              <w:insideV w:val="nil"/>
+            </w:tcBorders>
+          </w:tcPr>
+          <w:p>
+            <w:pPr>
+              <w:spacing w:before="0" w:after="0" w:line="240" w:lineRule="auto"/>
+              <w:jc w:val="right"/>
+            </w:pPr>
+            <w:r>
+              <w:rPr>
+                <w:rFonts w:ascii="Palatino" w:hAnsi="Palatino"/>
+                <w:b w:val="0"/>
+                <w:i w:val="0"/>
+                <w:sz w:val="20"/>
+              </w:rPr>
+              <w:t>-0,000075</w:t>
+            </w:r>
+          </w:p>
+        </w:tc>
+      </w:tr>
+      <w:tr>
+        <w:trPr>
+          <w:cantSplit/>
+        </w:trPr>
+        <w:tc>
+          <w:tcPr>
+            <w:tcW w:type="dxa" w:w="1700"/>
+            <w:tcMar>
+              <w:top w:w="60" w:type="dxa"/>
+              <w:start w:w="80" w:type="dxa"/>
+              <w:bottom w:w="60" w:type="dxa"/>
+              <w:end w:w="80" w:type="dxa"/>
+            </w:tcMar>
+            <w:vAlign w:val="center"/>
+            <w:tcBorders>
+              <w:top w:val="nil"/>
+              <w:start w:val="nil"/>
+              <w:bottom w:val="single" w:sz="8" w:color="000000"/>
+              <w:end w:val="nil"/>
+              <w:insideH w:val="nil"/>
+              <w:insideV w:val="nil"/>
+            </w:tcBorders>
+          </w:tcPr>
+          <w:p>
+            <w:pPr>
+              <w:spacing w:before="0" w:after="0" w:line="240" w:lineRule="auto"/>
+              <w:jc w:val="left"/>
+            </w:pPr>
+            <w:r>
+              <w:rPr>
+                <w:rFonts w:ascii="Palatino" w:hAnsi="Palatino"/>
+                <w:b w:val="0"/>
+                <w:i w:val="0"/>
+                <w:sz w:val="20"/>
+              </w:rPr>
+              <w:t>abr-2026</w:t>
+            </w:r>
+          </w:p>
+        </w:tc>
+        <w:tc>
+          <w:tcPr>
+            <w:tcW w:type="dxa" w:w="2268"/>
+            <w:tcMar>
+              <w:top w:w="60" w:type="dxa"/>
+              <w:start w:w="80" w:type="dxa"/>
+              <w:bottom w:w="60" w:type="dxa"/>
+              <w:end w:w="80" w:type="dxa"/>
+            </w:tcMar>
+            <w:vAlign w:val="center"/>
+            <w:tcBorders>
+              <w:top w:val="nil"/>
+              <w:start w:val="nil"/>
+              <w:bottom w:val="single" w:sz="8" w:color="000000"/>
+              <w:end w:val="nil"/>
+              <w:insideH w:val="nil"/>
+              <w:insideV w:val="nil"/>
+            </w:tcBorders>
+          </w:tcPr>
+          <w:p>
+            <w:pPr>
+              <w:spacing w:before="0" w:after="0" w:line="240" w:lineRule="auto"/>
+              <w:jc w:val="right"/>
+            </w:pPr>
+            <w:r>
+              <w:rPr>
+                <w:rFonts w:ascii="Palatino" w:hAnsi="Palatino"/>
+                <w:b w:val="0"/>
+                <w:i w:val="0"/>
+                <w:sz w:val="20"/>
+              </w:rPr>
+              <w:t>0,986495</w:t>
+            </w:r>
+          </w:p>
+        </w:tc>
+        <w:tc>
+          <w:tcPr>
+            <w:tcW w:type="dxa" w:w="2268"/>
+            <w:tcMar>
+              <w:top w:w="60" w:type="dxa"/>
+              <w:start w:w="80" w:type="dxa"/>
+              <w:bottom w:w="60" w:type="dxa"/>
+              <w:end w:w="80" w:type="dxa"/>
+            </w:tcMar>
+            <w:vAlign w:val="center"/>
+            <w:tcBorders>
+              <w:top w:val="nil"/>
+              <w:start w:val="nil"/>
+              <w:bottom w:val="single" w:sz="8" w:color="000000"/>
+              <w:end w:val="nil"/>
+              <w:insideH w:val="nil"/>
+              <w:insideV w:val="nil"/>
+            </w:tcBorders>
+          </w:tcPr>
+          <w:p>
+            <w:pPr>
+              <w:spacing w:before="0" w:after="0" w:line="240" w:lineRule="auto"/>
+              <w:jc w:val="right"/>
+            </w:pPr>
+            <w:r>
+              <w:rPr>
+                <w:rFonts w:ascii="Palatino" w:hAnsi="Palatino"/>
+                <w:b w:val="0"/>
+                <w:i w:val="0"/>
+                <w:sz w:val="20"/>
+              </w:rPr>
+              <w:t>0,990355</w:t>
+            </w:r>
+          </w:p>
+        </w:tc>
+        <w:tc>
+          <w:tcPr>
+            <w:tcW w:type="dxa" w:w="2268"/>
+            <w:tcMar>
+              <w:top w:w="60" w:type="dxa"/>
+              <w:start w:w="80" w:type="dxa"/>
+              <w:bottom w:w="60" w:type="dxa"/>
+              <w:end w:w="80" w:type="dxa"/>
+            </w:tcMar>
+            <w:vAlign w:val="center"/>
+            <w:tcBorders>
+              <w:top w:val="nil"/>
+              <w:start w:val="nil"/>
+              <w:bottom w:val="single" w:sz="8" w:color="000000"/>
+              <w:end w:val="nil"/>
+              <w:insideH w:val="nil"/>
+              <w:insideV w:val="nil"/>
+            </w:tcBorders>
+          </w:tcPr>
+          <w:p>
+            <w:pPr>
+              <w:spacing w:before="0" w:after="0" w:line="240" w:lineRule="auto"/>
+              <w:jc w:val="right"/>
+            </w:pPr>
+            <w:r>
+              <w:rPr>
+                <w:rFonts w:ascii="Arial" w:hAnsi="Arial"/>
+                <w:b w:val="0"/>
+                <w:i w:val="0"/>
+                <w:sz w:val="20"/>
+              </w:rPr>
+              <w:t>+</w:t>
+            </w:r>
+            <w:r>
+              <w:rPr>
+                <w:rFonts w:ascii="Palatino" w:hAnsi="Palatino"/>
+                <w:b w:val="0"/>
+                <w:i w:val="0"/>
+                <w:sz w:val="20"/>
+              </w:rPr>
+              <w:t>0,003859</w:t>
+            </w:r>
+          </w:p>
+        </w:tc>
+      </w:tr>
+    </w:tbl>
+    <w:p>
+      <w:pPr>
+        <w:pStyle w:val="IDCSource"/>
+        <w:jc w:val="center"/>
+      </w:pPr>
+      <w:r>
+        <w:rPr>
+          <w:rFonts w:ascii="Palatino" w:hAnsi="Palatino"/>
+          <w:i/>
+          <w:sz w:val="19"/>
+        </w:rPr>
+        <w:t xml:space="preserve">Fonte: </w:t>
+      </w:r>
+      <w:r>
+        <w:rPr>
+          <w:rFonts w:ascii="Palatino" w:hAnsi="Palatino"/>
+          <w:b w:val="0"/>
+          <w:i/>
+        </w:rPr>
+        <w:t>Banco Central do Brasil (Estatísticas Monetárias e de Crédito,</w:t>
+        <w:br/>
+        <w:t>divulgações 202606 e 202607), elaboração própria.</w:t>
+      </w:r>
+    </w:p>
+    <w:p>
+      <w:pPr>
+        <w:widowControl/>
+        <w:spacing w:line="300" w:lineRule="exact" w:before="0" w:after="0"/>
+        <w:ind w:firstLine="0"/>
+        <w:jc w:val="both"/>
+      </w:pPr>
+      <w:r>
+        <w:rPr>
+          <w:rFonts w:ascii="Palatino" w:hAnsi="Palatino"/>
+          <w:b w:val="0"/>
+          <w:i w:val="0"/>
+        </w:rPr>
+        <w:t xml:space="preserve">O IDC foi revisto em </w:t>
+      </w:r>
+      <w:r>
+        <w:rPr>
+          <w:rFonts w:ascii="Palatino" w:hAnsi="Palatino"/>
+          <w:b/>
+          <w:i w:val="0"/>
+        </w:rPr>
+        <w:t>-0,000075</w:t>
+      </w:r>
+      <w:r>
+        <w:rPr>
+          <w:rFonts w:ascii="Palatino" w:hAnsi="Palatino"/>
+          <w:b w:val="0"/>
+          <w:i w:val="0"/>
+        </w:rPr>
+        <w:t xml:space="preserve"> em </w:t>
+      </w:r>
+      <w:r>
+        <w:rPr>
+          <w:rFonts w:ascii="Palatino" w:hAnsi="Palatino"/>
+          <w:b/>
+          <w:i w:val="0"/>
+        </w:rPr>
+        <w:t>mar-2026</w:t>
+      </w:r>
+      <w:r>
+        <w:rPr>
+          <w:rFonts w:ascii="Palatino" w:hAnsi="Palatino"/>
+          <w:b w:val="0"/>
+          <w:i w:val="0"/>
+        </w:rPr>
+        <w:t xml:space="preserve"> e em </w:t>
+      </w:r>
+      <w:r>
+        <w:rPr>
+          <w:rFonts w:ascii="Arial" w:hAnsi="Arial"/>
+          <w:b/>
+          <w:i w:val="0"/>
+        </w:rPr>
+        <w:t>+</w:t>
+      </w:r>
+      <w:r>
+        <w:rPr>
+          <w:rFonts w:ascii="Palatino" w:hAnsi="Palatino"/>
+          <w:b/>
+          <w:i w:val="0"/>
+        </w:rPr>
+        <w:t>0,003859</w:t>
+      </w:r>
+      <w:r>
+        <w:rPr>
+          <w:rFonts w:ascii="Palatino" w:hAnsi="Palatino"/>
+          <w:b w:val="0"/>
+          <w:i w:val="0"/>
+        </w:rPr>
+        <w:t xml:space="preserve"> em </w:t>
+      </w:r>
+      <w:r>
+        <w:rPr>
+          <w:rFonts w:ascii="Palatino" w:hAnsi="Palatino"/>
+          <w:b/>
+          <w:i w:val="0"/>
+        </w:rPr>
+        <w:t>abr-2026</w:t>
+      </w:r>
+      <w:r>
+        <w:rPr>
+          <w:rFonts w:ascii="Palatino" w:hAnsi="Palatino"/>
+          <w:b w:val="0"/>
+          <w:i w:val="0"/>
+        </w:rPr>
+        <w:t xml:space="preserve">; neste último mês, C normalizado passou de </w:t>
+      </w:r>
+      <w:r>
+        <w:rPr>
+          <w:rFonts w:ascii="Palatino" w:hAnsi="Palatino"/>
+          <w:b/>
+          <w:i w:val="0"/>
+        </w:rPr>
+        <w:t>0,988</w:t>
+      </w:r>
+      <w:r>
+        <w:rPr>
+          <w:rFonts w:ascii="Palatino" w:hAnsi="Palatino"/>
+          <w:b w:val="0"/>
+          <w:i w:val="0"/>
+        </w:rPr>
+        <w:t xml:space="preserve"> para </w:t>
+      </w:r>
+      <w:r>
+        <w:rPr>
+          <w:rFonts w:ascii="Palatino" w:hAnsi="Palatino"/>
+          <w:b/>
+          <w:i w:val="0"/>
+        </w:rPr>
+        <w:t>1,000</w:t>
+      </w:r>
+      <w:r>
+        <w:rPr>
+          <w:rFonts w:ascii="Palatino" w:hAnsi="Palatino"/>
+          <w:b w:val="0"/>
+          <w:i w:val="0"/>
+        </w:rPr>
+        <w:t xml:space="preserve"> e Q, de </w:t>
+      </w:r>
+      <w:r>
+        <w:rPr>
+          <w:rFonts w:ascii="Palatino" w:hAnsi="Palatino"/>
+          <w:b/>
+          <w:i w:val="0"/>
+        </w:rPr>
+        <w:t>0,971250</w:t>
+      </w:r>
+      <w:r>
+        <w:rPr>
+          <w:rFonts w:ascii="Palatino" w:hAnsi="Palatino"/>
+          <w:b w:val="0"/>
+          <w:i w:val="0"/>
+        </w:rPr>
+        <w:t xml:space="preserve"> para </w:t>
+      </w:r>
+      <w:r>
+        <w:rPr>
+          <w:rFonts w:ascii="Palatino" w:hAnsi="Palatino"/>
+          <w:b/>
+          <w:i w:val="0"/>
+        </w:rPr>
+        <w:t>0,971064</w:t>
+      </w:r>
+      <w:r>
+        <w:rPr>
+          <w:rFonts w:ascii="Palatino" w:hAnsi="Palatino"/>
+          <w:b w:val="0"/>
+          <w:i w:val="0"/>
+        </w:rPr>
+        <w:t xml:space="preserve">. Na safra </w:t>
+      </w:r>
+      <w:r>
+        <w:rPr>
+          <w:rFonts w:ascii="Palatino" w:hAnsi="Palatino"/>
+          <w:b/>
+          <w:i w:val="0"/>
+        </w:rPr>
+        <w:t>202607</w:t>
+      </w:r>
+      <w:r>
+        <w:rPr>
+          <w:rFonts w:ascii="Palatino" w:hAnsi="Palatino"/>
+          <w:b w:val="0"/>
+          <w:i w:val="0"/>
+        </w:rPr>
+        <w:t xml:space="preserve">, a variação de maio ante abril foi de </w:t>
+      </w:r>
+      <w:r>
+        <w:rPr>
+          <w:rFonts w:ascii="Palatino" w:hAnsi="Palatino"/>
+          <w:b/>
+          <w:i w:val="0"/>
+        </w:rPr>
+        <w:t>-0,009123 ponto</w:t>
+      </w:r>
+      <w:r>
+        <w:rPr>
+          <w:rFonts w:ascii="Palatino" w:hAnsi="Palatino"/>
+          <w:b w:val="0"/>
+          <w:i w:val="0"/>
+        </w:rPr>
+        <w:t xml:space="preserve">; em relação ao IDC de abril publicado na nota anterior, a diferença é de </w:t>
+      </w:r>
+      <w:r>
+        <w:rPr>
+          <w:rFonts w:ascii="Palatino" w:hAnsi="Palatino"/>
+          <w:b/>
+          <w:i w:val="0"/>
+        </w:rPr>
+        <w:t>-0,005264 ponto</w:t>
+      </w:r>
+      <w:r>
+        <w:rPr>
+          <w:rFonts w:ascii="Palatino" w:hAnsi="Palatino"/>
+          <w:b w:val="0"/>
+          <w:i w:val="0"/>
+        </w:rPr>
+        <w:t>.</w:t>
       </w:r>
     </w:p>
     <w:p>
@@ -1394,7 +2422,7 @@
           <w:b w:val="0"/>
           <w:i w:val="0"/>
         </w:rPr>
-        <w:t xml:space="preserve">A Figura </w:t>
+        <w:t xml:space="preserve">As Figuras </w:t>
       </w:r>
       <w:r>
         <w:rPr>
@@ -1410,7 +2438,7 @@
           <w:b w:val="0"/>
           <w:i w:val="0"/>
         </w:rPr>
-        <w:t xml:space="preserve"> apresenta a evolução do IDC desde jan-2014 e situa a observação mais recente no histórico do índice. A Figura </w:t>
+        <w:t xml:space="preserve"> e </w:t>
       </w:r>
       <w:r>
         <w:rPr>
@@ -1426,7 +2454,7 @@
           <w:b w:val="0"/>
           <w:i w:val="0"/>
         </w:rPr>
-        <w:t xml:space="preserve"> detalha as séries brutas de comprometimento de renda, inadimplência e qualidade do crédito, permitindo relacionar a leitura agregada do IDC aos movimentos observados em cada componente.</w:t>
+        <w:t xml:space="preserve"> apresentam, respectivamente, a trajetória do IDC desde jan-2014 e as séries brutas de C, I e Q.</w:t>
       </w:r>
     </w:p>
     <w:p>
@@ -1459,7 +2487,7 @@
           <w:b w:val="0"/>
           <w:i w:val="0"/>
         </w:rPr>
-        <w:t>A próxima atualização do IDC está prevista para a divulgação seguinte das Estatísticas Monetárias e de Crédito do Banco Central, esperada para agosto de 2026. O índice será estendido para jun-2026 caso a série de comprometimento de renda das famílias (SGS 29034) avance para essa competência.</w:t>
+        <w:t>A próxima atualização é esperada para agosto de 2026; o IDC será estendido para jun-2026 caso a série de comprometimento de renda (SGS 29034) avance até lá.</w:t>
       </w:r>
     </w:p>
     <w:p>
@@ -1477,9 +2505,19 @@
     </w:p>
     <w:p>
       <w:pPr>
+        <w:pStyle w:val="IDCNotes"/>
         <w:widowControl/>
-        <w:spacing w:line="300" w:lineRule="exact" w:before="0" w:after="0"/>
+        <w:spacing w:line="260" w:lineRule="exact" w:before="0" w:after="0"/>
         <w:ind w:firstLine="0"/>
+        <w:jc w:val="both"/>
+      </w:pPr>
+    </w:p>
+    <w:p>
+      <w:pPr>
+        <w:pStyle w:val="IDCNotes"/>
+        <w:widowControl/>
+        <w:spacing w:line="260" w:lineRule="exact" w:before="0" w:after="0"/>
+        <w:ind w:firstLine="300"/>
         <w:jc w:val="both"/>
       </w:pPr>
       <w:r>
@@ -1511,8 +2549,9 @@
     </w:p>
     <w:p>
       <w:pPr>
+        <w:pStyle w:val="IDCNotes"/>
         <w:widowControl/>
-        <w:spacing w:line="300" w:lineRule="exact" w:before="0" w:after="0"/>
+        <w:spacing w:line="260" w:lineRule="exact" w:before="0" w:after="0"/>
         <w:ind w:firstLine="300"/>
         <w:jc w:val="both"/>
       </w:pPr>
@@ -1538,13 +2577,14 @@
           <w:b w:val="0"/>
           <w:i w:val="0"/>
         </w:rPr>
-        <w:t xml:space="preserve"> FGVcemif/FGV-EAESP.</w:t>
+        <w:t xml:space="preserve"> FGVcemif/FGV-EAESP. </w:t>
       </w:r>
     </w:p>
     <w:p>
       <w:pPr>
+        <w:pStyle w:val="IDCNotes"/>
         <w:widowControl/>
-        <w:spacing w:line="300" w:lineRule="exact" w:before="0" w:after="0"/>
+        <w:spacing w:line="260" w:lineRule="exact" w:before="0" w:after="0"/>
         <w:ind w:firstLine="300"/>
         <w:jc w:val="both"/>
       </w:pPr>
@@ -1666,7 +2706,7 @@
       <w:r>
         <w:drawing>
           <wp:inline xmlns:a="http://schemas.openxmlformats.org/drawingml/2006/main" xmlns:pic="http://schemas.openxmlformats.org/drawingml/2006/picture">
-            <wp:extent cx="5400000" cy="6810248"/>
+            <wp:extent cx="5400000" cy="5392202"/>
             <wp:docPr id="3" name="Picture 3" descr="Evolução das componentes brutas C, I e Q (mar-2011 a mai-2026)."/>
             <wp:cNvGraphicFramePr>
               <a:graphicFrameLocks noChangeAspect="1"/>
@@ -1687,7 +2727,7 @@
                   <pic:spPr>
                     <a:xfrm>
                       <a:off x="0" y="0"/>
-                      <a:ext cx="5400000" cy="6810248"/>
+                      <a:ext cx="5400000" cy="5392202"/>
                     </a:xfrm>
                     <a:prstGeom prst="rect"/>
                   </pic:spPr>
@@ -14004,6 +15044,17 @@
       <w:i/>
       <w:color w:val="000000"/>
       <w:sz w:val="18"/>
+    </w:rPr>
+  </w:style>
+  <w:style w:type="paragraph" w:customStyle="1" w:styleId="IDCNotes">
+    <w:name w:val="IDC Notes"/>
+    <w:pPr>
+      <w:spacing w:line="260" w:lineRule="exact" w:before="0" w:after="0"/>
+    </w:pPr>
+    <w:rPr>
+      <w:rFonts w:ascii="Palatino" w:hAnsi="Palatino"/>
+      <w:color w:val="000000"/>
+      <w:sz w:val="19"/>
     </w:rPr>
   </w:style>
 </w:styles>

--- a/outputs/report/update-202607/idc-update-202607.docx
+++ b/outputs/report/update-202607/idc-update-202607.docx
@@ -1428,984 +1428,6 @@
           <w:b w:val="0"/>
           <w:i w:val="0"/>
         </w:rPr>
-        <w:t>Revisões dos dados</w:t>
-      </w:r>
-    </w:p>
-    <w:p>
-      <w:pPr>
-        <w:widowControl/>
-        <w:spacing w:line="300" w:lineRule="exact" w:before="0" w:after="0"/>
-        <w:ind w:firstLine="0"/>
-        <w:jc w:val="both"/>
-      </w:pPr>
-      <w:r>
-        <w:rPr>
-          <w:rFonts w:ascii="Palatino" w:hAnsi="Palatino"/>
-          <w:b w:val="0"/>
-          <w:i w:val="0"/>
-        </w:rPr>
-        <w:t xml:space="preserve">A comparação das divulgações </w:t>
-      </w:r>
-      <w:r>
-        <w:rPr>
-          <w:rFonts w:ascii="Palatino" w:hAnsi="Palatino"/>
-          <w:b/>
-          <w:i w:val="0"/>
-        </w:rPr>
-        <w:t>202606</w:t>
-      </w:r>
-      <w:r>
-        <w:rPr>
-          <w:rFonts w:ascii="Palatino" w:hAnsi="Palatino"/>
-          <w:b w:val="0"/>
-          <w:i w:val="0"/>
-        </w:rPr>
-        <w:t xml:space="preserve"> e </w:t>
-      </w:r>
-      <w:r>
-        <w:rPr>
-          <w:rFonts w:ascii="Palatino" w:hAnsi="Palatino"/>
-          <w:b/>
-          <w:i w:val="0"/>
-        </w:rPr>
-        <w:t>202607</w:t>
-      </w:r>
-      <w:r>
-        <w:rPr>
-          <w:rFonts w:ascii="Palatino" w:hAnsi="Palatino"/>
-          <w:b w:val="0"/>
-          <w:i w:val="0"/>
-        </w:rPr>
-        <w:t xml:space="preserve"> identificou revisões em observações já publicadas. Em C, </w:t>
-      </w:r>
-      <w:r>
-        <w:rPr>
-          <w:rFonts w:ascii="Palatino" w:hAnsi="Palatino"/>
-          <w:b/>
-          <w:i w:val="0"/>
-        </w:rPr>
-        <w:t>jan-2026</w:t>
-      </w:r>
-      <w:r>
-        <w:rPr>
-          <w:rFonts w:ascii="Palatino" w:hAnsi="Palatino"/>
-          <w:b w:val="0"/>
-          <w:i w:val="0"/>
-        </w:rPr>
-        <w:t xml:space="preserve"> passou de </w:t>
-      </w:r>
-      <w:r>
-        <w:rPr>
-          <w:rFonts w:ascii="Palatino" w:hAnsi="Palatino"/>
-          <w:b/>
-          <w:i w:val="0"/>
-        </w:rPr>
-        <w:t>28,3%</w:t>
-      </w:r>
-      <w:r>
-        <w:rPr>
-          <w:rFonts w:ascii="Palatino" w:hAnsi="Palatino"/>
-          <w:b w:val="0"/>
-          <w:i w:val="0"/>
-        </w:rPr>
-        <w:t xml:space="preserve"> para </w:t>
-      </w:r>
-      <w:r>
-        <w:rPr>
-          <w:rFonts w:ascii="Palatino" w:hAnsi="Palatino"/>
-          <w:b/>
-          <w:i w:val="0"/>
-        </w:rPr>
-        <w:t>28,2%</w:t>
-      </w:r>
-      <w:r>
-        <w:rPr>
-          <w:rFonts w:ascii="Palatino" w:hAnsi="Palatino"/>
-          <w:b w:val="0"/>
-          <w:i w:val="0"/>
-        </w:rPr>
-        <w:t xml:space="preserve"> e </w:t>
-      </w:r>
-      <w:r>
-        <w:rPr>
-          <w:rFonts w:ascii="Palatino" w:hAnsi="Palatino"/>
-          <w:b/>
-          <w:i w:val="0"/>
-        </w:rPr>
-        <w:t>abr-2026</w:t>
-      </w:r>
-      <w:r>
-        <w:rPr>
-          <w:rFonts w:ascii="Palatino" w:hAnsi="Palatino"/>
-          <w:b w:val="0"/>
-          <w:i w:val="0"/>
-        </w:rPr>
-        <w:t xml:space="preserve">, de </w:t>
-      </w:r>
-      <w:r>
-        <w:rPr>
-          <w:rFonts w:ascii="Palatino" w:hAnsi="Palatino"/>
-          <w:b/>
-          <w:i w:val="0"/>
-        </w:rPr>
-        <w:t>28,2%</w:t>
-      </w:r>
-      <w:r>
-        <w:rPr>
-          <w:rFonts w:ascii="Palatino" w:hAnsi="Palatino"/>
-          <w:b w:val="0"/>
-          <w:i w:val="0"/>
-        </w:rPr>
-        <w:t xml:space="preserve"> para </w:t>
-      </w:r>
-      <w:r>
-        <w:rPr>
-          <w:rFonts w:ascii="Palatino" w:hAnsi="Palatino"/>
-          <w:b/>
-          <w:i w:val="0"/>
-        </w:rPr>
-        <w:t>28,4%</w:t>
-      </w:r>
-      <w:r>
-        <w:rPr>
-          <w:rFonts w:ascii="Palatino" w:hAnsi="Palatino"/>
-          <w:b w:val="0"/>
-          <w:i w:val="0"/>
-        </w:rPr>
-        <w:t xml:space="preserve">; I não mudou. Nos insumos de Q, o crédito livre PF total foi revisto de </w:t>
-      </w:r>
-      <w:r>
-        <w:rPr>
-          <w:rFonts w:ascii="Palatino" w:hAnsi="Palatino"/>
-          <w:b/>
-          <w:i w:val="0"/>
-        </w:rPr>
-        <w:t>fev-2026</w:t>
-      </w:r>
-      <w:r>
-        <w:rPr>
-          <w:rFonts w:ascii="Palatino" w:hAnsi="Palatino"/>
-          <w:b w:val="0"/>
-          <w:i w:val="0"/>
-        </w:rPr>
-        <w:t xml:space="preserve"> a </w:t>
-      </w:r>
-      <w:r>
-        <w:rPr>
-          <w:rFonts w:ascii="Palatino" w:hAnsi="Palatino"/>
-          <w:b/>
-          <w:i w:val="0"/>
-        </w:rPr>
-        <w:t>mai-2026</w:t>
-      </w:r>
-      <w:r>
-        <w:rPr>
-          <w:rFonts w:ascii="Palatino" w:hAnsi="Palatino"/>
-          <w:b w:val="0"/>
-          <w:i w:val="0"/>
-        </w:rPr>
-        <w:t xml:space="preserve">; cheque especial e crédito pessoal não consignado, de </w:t>
-      </w:r>
-      <w:r>
-        <w:rPr>
-          <w:rFonts w:ascii="Palatino" w:hAnsi="Palatino"/>
-          <w:b/>
-          <w:i w:val="0"/>
-        </w:rPr>
-        <w:t>mar-2026</w:t>
-      </w:r>
-      <w:r>
-        <w:rPr>
-          <w:rFonts w:ascii="Palatino" w:hAnsi="Palatino"/>
-          <w:b w:val="0"/>
-          <w:i w:val="0"/>
-        </w:rPr>
-        <w:t xml:space="preserve"> a </w:t>
-      </w:r>
-      <w:r>
-        <w:rPr>
-          <w:rFonts w:ascii="Palatino" w:hAnsi="Palatino"/>
-          <w:b/>
-          <w:i w:val="0"/>
-        </w:rPr>
-        <w:t>mai-2026</w:t>
-      </w:r>
-      <w:r>
-        <w:rPr>
-          <w:rFonts w:ascii="Palatino" w:hAnsi="Palatino"/>
-          <w:b w:val="0"/>
-          <w:i w:val="0"/>
-        </w:rPr>
-        <w:t xml:space="preserve">; e cartões rotativo e parcelado, em </w:t>
-      </w:r>
-      <w:r>
-        <w:rPr>
-          <w:rFonts w:ascii="Palatino" w:hAnsi="Palatino"/>
-          <w:b/>
-          <w:i w:val="0"/>
-        </w:rPr>
-        <w:t>mai-2026</w:t>
-      </w:r>
-      <w:r>
-        <w:rPr>
-          <w:rFonts w:ascii="Palatino" w:hAnsi="Palatino"/>
-          <w:b w:val="0"/>
-          <w:i w:val="0"/>
-        </w:rPr>
-        <w:t>.</w:t>
-      </w:r>
-    </w:p>
-    <w:p>
-      <w:pPr>
-        <w:widowControl/>
-        <w:spacing w:line="300" w:lineRule="exact" w:before="0" w:after="0"/>
-        <w:ind w:firstLine="300"/>
-        <w:jc w:val="both"/>
-      </w:pPr>
-      <w:r>
-        <w:rPr>
-          <w:rFonts w:ascii="Palatino" w:hAnsi="Palatino"/>
-          <w:b w:val="0"/>
-          <w:i w:val="0"/>
-        </w:rPr>
-        <w:t xml:space="preserve">A Tabela </w:t>
-      </w:r>
-      <w:r>
-        <w:rPr>
-          <w:rFonts w:ascii="Palatino" w:hAnsi="Palatino"/>
-          <w:b w:val="0"/>
-          <w:i w:val="0"/>
-        </w:rPr>
-        <w:t>2</w:t>
-      </w:r>
-      <w:r>
-        <w:rPr>
-          <w:rFonts w:ascii="Palatino" w:hAnsi="Palatino"/>
-          <w:b w:val="0"/>
-          <w:i w:val="0"/>
-        </w:rPr>
-        <w:t xml:space="preserve"> lista as duas competências comuns cujo IDC mudou; revisões brutas sem efeito no índice não aparecem na tabela.</w:t>
-      </w:r>
-    </w:p>
-    <w:p>
-      <w:pPr>
-        <w:pStyle w:val="IDCCaption"/>
-        <w:jc w:val="center"/>
-      </w:pPr>
-      <w:r>
-        <w:rPr>
-          <w:rFonts w:ascii="Palatino" w:hAnsi="Palatino"/>
-          <w:b/>
-          <w:sz w:val="21"/>
-        </w:rPr>
-        <w:t xml:space="preserve">Tabela 2. </w:t>
-      </w:r>
-      <w:r>
-        <w:rPr>
-          <w:rFonts w:ascii="Palatino" w:hAnsi="Palatino"/>
-          <w:b w:val="0"/>
-          <w:i/>
-        </w:rPr>
-        <w:t>IDC alterado pela revisão dos dados — divulgações 202606 e 202607.</w:t>
-      </w:r>
-    </w:p>
-    <w:tbl>
-      <w:tblPr>
-        <w:tblW w:type="dxa" w:w="8504"/>
-        <w:tblLayout w:type="fixed"/>
-        <w:tblLook w:firstColumn="1" w:firstRow="1" w:lastColumn="0" w:lastRow="0" w:noHBand="0" w:noVBand="1" w:val="04A0"/>
-        <w:tblInd w:w="80" w:type="dxa"/>
-      </w:tblPr>
-      <w:tblGrid>
-        <w:gridCol w:w="1700"/>
-        <w:gridCol w:w="2268"/>
-        <w:gridCol w:w="2268"/>
-        <w:gridCol w:w="2268"/>
-      </w:tblGrid>
-      <w:tr>
-        <w:trPr>
-          <w:cantSplit/>
-          <w:tblHeader/>
-        </w:trPr>
-        <w:tc>
-          <w:tcPr>
-            <w:tcW w:type="dxa" w:w="1700"/>
-            <w:tcMar>
-              <w:top w:w="60" w:type="dxa"/>
-              <w:start w:w="80" w:type="dxa"/>
-              <w:bottom w:w="60" w:type="dxa"/>
-              <w:end w:w="80" w:type="dxa"/>
-            </w:tcMar>
-            <w:vAlign w:val="center"/>
-            <w:tcBorders>
-              <w:top w:val="single" w:sz="8" w:color="000000"/>
-              <w:start w:val="nil"/>
-              <w:bottom w:val="single" w:sz="4" w:color="000000"/>
-              <w:end w:val="nil"/>
-              <w:insideH w:val="nil"/>
-              <w:insideV w:val="nil"/>
-            </w:tcBorders>
-          </w:tcPr>
-          <w:p>
-            <w:pPr>
-              <w:spacing w:before="0" w:after="0" w:line="240" w:lineRule="auto"/>
-              <w:jc w:val="left"/>
-            </w:pPr>
-            <w:r>
-              <w:rPr>
-                <w:rFonts w:ascii="Palatino" w:hAnsi="Palatino"/>
-                <w:b w:val="0"/>
-                <w:i w:val="0"/>
-                <w:sz w:val="20"/>
-              </w:rPr>
-              <w:t>Competência</w:t>
-            </w:r>
-          </w:p>
-        </w:tc>
-        <w:tc>
-          <w:tcPr>
-            <w:tcW w:type="dxa" w:w="2268"/>
-            <w:tcMar>
-              <w:top w:w="60" w:type="dxa"/>
-              <w:start w:w="80" w:type="dxa"/>
-              <w:bottom w:w="60" w:type="dxa"/>
-              <w:end w:w="80" w:type="dxa"/>
-            </w:tcMar>
-            <w:vAlign w:val="center"/>
-            <w:tcBorders>
-              <w:top w:val="single" w:sz="8" w:color="000000"/>
-              <w:start w:val="nil"/>
-              <w:bottom w:val="single" w:sz="4" w:color="000000"/>
-              <w:end w:val="nil"/>
-              <w:insideH w:val="nil"/>
-              <w:insideV w:val="nil"/>
-            </w:tcBorders>
-          </w:tcPr>
-          <w:p>
-            <w:pPr>
-              <w:spacing w:before="0" w:after="0" w:line="240" w:lineRule="auto"/>
-              <w:jc w:val="right"/>
-            </w:pPr>
-            <w:r>
-              <w:rPr>
-                <w:rFonts w:ascii="Palatino" w:hAnsi="Palatino"/>
-                <w:b w:val="0"/>
-                <w:i w:val="0"/>
-                <w:sz w:val="20"/>
-              </w:rPr>
-              <w:t>IDC na 202606</w:t>
-            </w:r>
-          </w:p>
-        </w:tc>
-        <w:tc>
-          <w:tcPr>
-            <w:tcW w:type="dxa" w:w="2268"/>
-            <w:tcMar>
-              <w:top w:w="60" w:type="dxa"/>
-              <w:start w:w="80" w:type="dxa"/>
-              <w:bottom w:w="60" w:type="dxa"/>
-              <w:end w:w="80" w:type="dxa"/>
-            </w:tcMar>
-            <w:vAlign w:val="center"/>
-            <w:tcBorders>
-              <w:top w:val="single" w:sz="8" w:color="000000"/>
-              <w:start w:val="nil"/>
-              <w:bottom w:val="single" w:sz="4" w:color="000000"/>
-              <w:end w:val="nil"/>
-              <w:insideH w:val="nil"/>
-              <w:insideV w:val="nil"/>
-            </w:tcBorders>
-          </w:tcPr>
-          <w:p>
-            <w:pPr>
-              <w:spacing w:before="0" w:after="0" w:line="240" w:lineRule="auto"/>
-              <w:jc w:val="right"/>
-            </w:pPr>
-            <w:r>
-              <w:rPr>
-                <w:rFonts w:ascii="Palatino" w:hAnsi="Palatino"/>
-                <w:b w:val="0"/>
-                <w:i w:val="0"/>
-                <w:sz w:val="20"/>
-              </w:rPr>
-              <w:t>IDC na 202607</w:t>
-            </w:r>
-          </w:p>
-        </w:tc>
-        <w:tc>
-          <w:tcPr>
-            <w:tcW w:type="dxa" w:w="2268"/>
-            <w:tcMar>
-              <w:top w:w="60" w:type="dxa"/>
-              <w:start w:w="80" w:type="dxa"/>
-              <w:bottom w:w="60" w:type="dxa"/>
-              <w:end w:w="80" w:type="dxa"/>
-            </w:tcMar>
-            <w:vAlign w:val="center"/>
-            <w:tcBorders>
-              <w:top w:val="single" w:sz="8" w:color="000000"/>
-              <w:start w:val="nil"/>
-              <w:bottom w:val="single" w:sz="4" w:color="000000"/>
-              <w:end w:val="nil"/>
-              <w:insideH w:val="nil"/>
-              <w:insideV w:val="nil"/>
-            </w:tcBorders>
-          </w:tcPr>
-          <w:p>
-            <w:pPr>
-              <w:spacing w:before="0" w:after="0" w:line="240" w:lineRule="auto"/>
-              <w:jc w:val="right"/>
-            </w:pPr>
-            <w:r>
-              <w:rPr>
-                <w:rFonts w:ascii="Palatino" w:hAnsi="Palatino"/>
-                <w:b w:val="0"/>
-                <w:i w:val="0"/>
-                <w:sz w:val="20"/>
-              </w:rPr>
-              <w:t>Revisão</w:t>
-            </w:r>
-          </w:p>
-        </w:tc>
-      </w:tr>
-      <w:tr>
-        <w:trPr>
-          <w:cantSplit/>
-        </w:trPr>
-        <w:tc>
-          <w:tcPr>
-            <w:tcW w:type="dxa" w:w="1700"/>
-            <w:tcMar>
-              <w:top w:w="60" w:type="dxa"/>
-              <w:start w:w="80" w:type="dxa"/>
-              <w:bottom w:w="60" w:type="dxa"/>
-              <w:end w:w="80" w:type="dxa"/>
-            </w:tcMar>
-            <w:vAlign w:val="center"/>
-            <w:tcBorders>
-              <w:top w:val="nil"/>
-              <w:start w:val="nil"/>
-              <w:bottom w:val="nil"/>
-              <w:end w:val="nil"/>
-              <w:insideH w:val="nil"/>
-              <w:insideV w:val="nil"/>
-            </w:tcBorders>
-          </w:tcPr>
-          <w:p>
-            <w:pPr>
-              <w:spacing w:before="0" w:after="0" w:line="240" w:lineRule="auto"/>
-              <w:jc w:val="left"/>
-            </w:pPr>
-            <w:r>
-              <w:rPr>
-                <w:rFonts w:ascii="Palatino" w:hAnsi="Palatino"/>
-                <w:b w:val="0"/>
-                <w:i w:val="0"/>
-                <w:sz w:val="20"/>
-              </w:rPr>
-              <w:t>mar-2026</w:t>
-            </w:r>
-          </w:p>
-        </w:tc>
-        <w:tc>
-          <w:tcPr>
-            <w:tcW w:type="dxa" w:w="2268"/>
-            <w:tcMar>
-              <w:top w:w="60" w:type="dxa"/>
-              <w:start w:w="80" w:type="dxa"/>
-              <w:bottom w:w="60" w:type="dxa"/>
-              <w:end w:w="80" w:type="dxa"/>
-            </w:tcMar>
-            <w:vAlign w:val="center"/>
-            <w:tcBorders>
-              <w:top w:val="nil"/>
-              <w:start w:val="nil"/>
-              <w:bottom w:val="nil"/>
-              <w:end w:val="nil"/>
-              <w:insideH w:val="nil"/>
-              <w:insideV w:val="nil"/>
-            </w:tcBorders>
-          </w:tcPr>
-          <w:p>
-            <w:pPr>
-              <w:spacing w:before="0" w:after="0" w:line="240" w:lineRule="auto"/>
-              <w:jc w:val="right"/>
-            </w:pPr>
-            <w:r>
-              <w:rPr>
-                <w:rFonts w:ascii="Palatino" w:hAnsi="Palatino"/>
-                <w:b w:val="0"/>
-                <w:i w:val="0"/>
-                <w:sz w:val="20"/>
-              </w:rPr>
-              <w:t>0,960374</w:t>
-            </w:r>
-          </w:p>
-        </w:tc>
-        <w:tc>
-          <w:tcPr>
-            <w:tcW w:type="dxa" w:w="2268"/>
-            <w:tcMar>
-              <w:top w:w="60" w:type="dxa"/>
-              <w:start w:w="80" w:type="dxa"/>
-              <w:bottom w:w="60" w:type="dxa"/>
-              <w:end w:w="80" w:type="dxa"/>
-            </w:tcMar>
-            <w:vAlign w:val="center"/>
-            <w:tcBorders>
-              <w:top w:val="nil"/>
-              <w:start w:val="nil"/>
-              <w:bottom w:val="nil"/>
-              <w:end w:val="nil"/>
-              <w:insideH w:val="nil"/>
-              <w:insideV w:val="nil"/>
-            </w:tcBorders>
-          </w:tcPr>
-          <w:p>
-            <w:pPr>
-              <w:spacing w:before="0" w:after="0" w:line="240" w:lineRule="auto"/>
-              <w:jc w:val="right"/>
-            </w:pPr>
-            <w:r>
-              <w:rPr>
-                <w:rFonts w:ascii="Palatino" w:hAnsi="Palatino"/>
-                <w:b w:val="0"/>
-                <w:i w:val="0"/>
-                <w:sz w:val="20"/>
-              </w:rPr>
-              <w:t>0,960299</w:t>
-            </w:r>
-          </w:p>
-        </w:tc>
-        <w:tc>
-          <w:tcPr>
-            <w:tcW w:type="dxa" w:w="2268"/>
-            <w:tcMar>
-              <w:top w:w="60" w:type="dxa"/>
-              <w:start w:w="80" w:type="dxa"/>
-              <w:bottom w:w="60" w:type="dxa"/>
-              <w:end w:w="80" w:type="dxa"/>
-            </w:tcMar>
-            <w:vAlign w:val="center"/>
-            <w:tcBorders>
-              <w:top w:val="nil"/>
-              <w:start w:val="nil"/>
-              <w:bottom w:val="nil"/>
-              <w:end w:val="nil"/>
-              <w:insideH w:val="nil"/>
-              <w:insideV w:val="nil"/>
-            </w:tcBorders>
-          </w:tcPr>
-          <w:p>
-            <w:pPr>
-              <w:spacing w:before="0" w:after="0" w:line="240" w:lineRule="auto"/>
-              <w:jc w:val="right"/>
-            </w:pPr>
-            <w:r>
-              <w:rPr>
-                <w:rFonts w:ascii="Palatino" w:hAnsi="Palatino"/>
-                <w:b w:val="0"/>
-                <w:i w:val="0"/>
-                <w:sz w:val="20"/>
-              </w:rPr>
-              <w:t>-0,000075</w:t>
-            </w:r>
-          </w:p>
-        </w:tc>
-      </w:tr>
-      <w:tr>
-        <w:trPr>
-          <w:cantSplit/>
-        </w:trPr>
-        <w:tc>
-          <w:tcPr>
-            <w:tcW w:type="dxa" w:w="1700"/>
-            <w:tcMar>
-              <w:top w:w="60" w:type="dxa"/>
-              <w:start w:w="80" w:type="dxa"/>
-              <w:bottom w:w="60" w:type="dxa"/>
-              <w:end w:w="80" w:type="dxa"/>
-            </w:tcMar>
-            <w:vAlign w:val="center"/>
-            <w:tcBorders>
-              <w:top w:val="nil"/>
-              <w:start w:val="nil"/>
-              <w:bottom w:val="single" w:sz="8" w:color="000000"/>
-              <w:end w:val="nil"/>
-              <w:insideH w:val="nil"/>
-              <w:insideV w:val="nil"/>
-            </w:tcBorders>
-          </w:tcPr>
-          <w:p>
-            <w:pPr>
-              <w:spacing w:before="0" w:after="0" w:line="240" w:lineRule="auto"/>
-              <w:jc w:val="left"/>
-            </w:pPr>
-            <w:r>
-              <w:rPr>
-                <w:rFonts w:ascii="Palatino" w:hAnsi="Palatino"/>
-                <w:b w:val="0"/>
-                <w:i w:val="0"/>
-                <w:sz w:val="20"/>
-              </w:rPr>
-              <w:t>abr-2026</w:t>
-            </w:r>
-          </w:p>
-        </w:tc>
-        <w:tc>
-          <w:tcPr>
-            <w:tcW w:type="dxa" w:w="2268"/>
-            <w:tcMar>
-              <w:top w:w="60" w:type="dxa"/>
-              <w:start w:w="80" w:type="dxa"/>
-              <w:bottom w:w="60" w:type="dxa"/>
-              <w:end w:w="80" w:type="dxa"/>
-            </w:tcMar>
-            <w:vAlign w:val="center"/>
-            <w:tcBorders>
-              <w:top w:val="nil"/>
-              <w:start w:val="nil"/>
-              <w:bottom w:val="single" w:sz="8" w:color="000000"/>
-              <w:end w:val="nil"/>
-              <w:insideH w:val="nil"/>
-              <w:insideV w:val="nil"/>
-            </w:tcBorders>
-          </w:tcPr>
-          <w:p>
-            <w:pPr>
-              <w:spacing w:before="0" w:after="0" w:line="240" w:lineRule="auto"/>
-              <w:jc w:val="right"/>
-            </w:pPr>
-            <w:r>
-              <w:rPr>
-                <w:rFonts w:ascii="Palatino" w:hAnsi="Palatino"/>
-                <w:b w:val="0"/>
-                <w:i w:val="0"/>
-                <w:sz w:val="20"/>
-              </w:rPr>
-              <w:t>0,986495</w:t>
-            </w:r>
-          </w:p>
-        </w:tc>
-        <w:tc>
-          <w:tcPr>
-            <w:tcW w:type="dxa" w:w="2268"/>
-            <w:tcMar>
-              <w:top w:w="60" w:type="dxa"/>
-              <w:start w:w="80" w:type="dxa"/>
-              <w:bottom w:w="60" w:type="dxa"/>
-              <w:end w:w="80" w:type="dxa"/>
-            </w:tcMar>
-            <w:vAlign w:val="center"/>
-            <w:tcBorders>
-              <w:top w:val="nil"/>
-              <w:start w:val="nil"/>
-              <w:bottom w:val="single" w:sz="8" w:color="000000"/>
-              <w:end w:val="nil"/>
-              <w:insideH w:val="nil"/>
-              <w:insideV w:val="nil"/>
-            </w:tcBorders>
-          </w:tcPr>
-          <w:p>
-            <w:pPr>
-              <w:spacing w:before="0" w:after="0" w:line="240" w:lineRule="auto"/>
-              <w:jc w:val="right"/>
-            </w:pPr>
-            <w:r>
-              <w:rPr>
-                <w:rFonts w:ascii="Palatino" w:hAnsi="Palatino"/>
-                <w:b w:val="0"/>
-                <w:i w:val="0"/>
-                <w:sz w:val="20"/>
-              </w:rPr>
-              <w:t>0,990355</w:t>
-            </w:r>
-          </w:p>
-        </w:tc>
-        <w:tc>
-          <w:tcPr>
-            <w:tcW w:type="dxa" w:w="2268"/>
-            <w:tcMar>
-              <w:top w:w="60" w:type="dxa"/>
-              <w:start w:w="80" w:type="dxa"/>
-              <w:bottom w:w="60" w:type="dxa"/>
-              <w:end w:w="80" w:type="dxa"/>
-            </w:tcMar>
-            <w:vAlign w:val="center"/>
-            <w:tcBorders>
-              <w:top w:val="nil"/>
-              <w:start w:val="nil"/>
-              <w:bottom w:val="single" w:sz="8" w:color="000000"/>
-              <w:end w:val="nil"/>
-              <w:insideH w:val="nil"/>
-              <w:insideV w:val="nil"/>
-            </w:tcBorders>
-          </w:tcPr>
-          <w:p>
-            <w:pPr>
-              <w:spacing w:before="0" w:after="0" w:line="240" w:lineRule="auto"/>
-              <w:jc w:val="right"/>
-            </w:pPr>
-            <w:r>
-              <w:rPr>
-                <w:rFonts w:ascii="Arial" w:hAnsi="Arial"/>
-                <w:b w:val="0"/>
-                <w:i w:val="0"/>
-                <w:sz w:val="20"/>
-              </w:rPr>
-              <w:t>+</w:t>
-            </w:r>
-            <w:r>
-              <w:rPr>
-                <w:rFonts w:ascii="Palatino" w:hAnsi="Palatino"/>
-                <w:b w:val="0"/>
-                <w:i w:val="0"/>
-                <w:sz w:val="20"/>
-              </w:rPr>
-              <w:t>0,003859</w:t>
-            </w:r>
-          </w:p>
-        </w:tc>
-      </w:tr>
-    </w:tbl>
-    <w:p>
-      <w:pPr>
-        <w:pStyle w:val="IDCSource"/>
-        <w:jc w:val="center"/>
-      </w:pPr>
-      <w:r>
-        <w:rPr>
-          <w:rFonts w:ascii="Palatino" w:hAnsi="Palatino"/>
-          <w:i/>
-          <w:sz w:val="19"/>
-        </w:rPr>
-        <w:t xml:space="preserve">Fonte: </w:t>
-      </w:r>
-      <w:r>
-        <w:rPr>
-          <w:rFonts w:ascii="Palatino" w:hAnsi="Palatino"/>
-          <w:b w:val="0"/>
-          <w:i/>
-        </w:rPr>
-        <w:t>Banco Central do Brasil (Estatísticas Monetárias e de Crédito,</w:t>
-        <w:br/>
-        <w:t>divulgações 202606 e 202607), elaboração própria.</w:t>
-      </w:r>
-    </w:p>
-    <w:p>
-      <w:pPr>
-        <w:widowControl/>
-        <w:spacing w:line="300" w:lineRule="exact" w:before="0" w:after="0"/>
-        <w:ind w:firstLine="0"/>
-        <w:jc w:val="both"/>
-      </w:pPr>
-      <w:r>
-        <w:rPr>
-          <w:rFonts w:ascii="Palatino" w:hAnsi="Palatino"/>
-          <w:b w:val="0"/>
-          <w:i w:val="0"/>
-        </w:rPr>
-        <w:t xml:space="preserve">O IDC foi revisto em </w:t>
-      </w:r>
-      <w:r>
-        <w:rPr>
-          <w:rFonts w:ascii="Palatino" w:hAnsi="Palatino"/>
-          <w:b/>
-          <w:i w:val="0"/>
-        </w:rPr>
-        <w:t>-0,000075</w:t>
-      </w:r>
-      <w:r>
-        <w:rPr>
-          <w:rFonts w:ascii="Palatino" w:hAnsi="Palatino"/>
-          <w:b w:val="0"/>
-          <w:i w:val="0"/>
-        </w:rPr>
-        <w:t xml:space="preserve"> em </w:t>
-      </w:r>
-      <w:r>
-        <w:rPr>
-          <w:rFonts w:ascii="Palatino" w:hAnsi="Palatino"/>
-          <w:b/>
-          <w:i w:val="0"/>
-        </w:rPr>
-        <w:t>mar-2026</w:t>
-      </w:r>
-      <w:r>
-        <w:rPr>
-          <w:rFonts w:ascii="Palatino" w:hAnsi="Palatino"/>
-          <w:b w:val="0"/>
-          <w:i w:val="0"/>
-        </w:rPr>
-        <w:t xml:space="preserve"> e em </w:t>
-      </w:r>
-      <w:r>
-        <w:rPr>
-          <w:rFonts w:ascii="Arial" w:hAnsi="Arial"/>
-          <w:b/>
-          <w:i w:val="0"/>
-        </w:rPr>
-        <w:t>+</w:t>
-      </w:r>
-      <w:r>
-        <w:rPr>
-          <w:rFonts w:ascii="Palatino" w:hAnsi="Palatino"/>
-          <w:b/>
-          <w:i w:val="0"/>
-        </w:rPr>
-        <w:t>0,003859</w:t>
-      </w:r>
-      <w:r>
-        <w:rPr>
-          <w:rFonts w:ascii="Palatino" w:hAnsi="Palatino"/>
-          <w:b w:val="0"/>
-          <w:i w:val="0"/>
-        </w:rPr>
-        <w:t xml:space="preserve"> em </w:t>
-      </w:r>
-      <w:r>
-        <w:rPr>
-          <w:rFonts w:ascii="Palatino" w:hAnsi="Palatino"/>
-          <w:b/>
-          <w:i w:val="0"/>
-        </w:rPr>
-        <w:t>abr-2026</w:t>
-      </w:r>
-      <w:r>
-        <w:rPr>
-          <w:rFonts w:ascii="Palatino" w:hAnsi="Palatino"/>
-          <w:b w:val="0"/>
-          <w:i w:val="0"/>
-        </w:rPr>
-        <w:t xml:space="preserve">; neste último mês, C normalizado passou de </w:t>
-      </w:r>
-      <w:r>
-        <w:rPr>
-          <w:rFonts w:ascii="Palatino" w:hAnsi="Palatino"/>
-          <w:b/>
-          <w:i w:val="0"/>
-        </w:rPr>
-        <w:t>0,988</w:t>
-      </w:r>
-      <w:r>
-        <w:rPr>
-          <w:rFonts w:ascii="Palatino" w:hAnsi="Palatino"/>
-          <w:b w:val="0"/>
-          <w:i w:val="0"/>
-        </w:rPr>
-        <w:t xml:space="preserve"> para </w:t>
-      </w:r>
-      <w:r>
-        <w:rPr>
-          <w:rFonts w:ascii="Palatino" w:hAnsi="Palatino"/>
-          <w:b/>
-          <w:i w:val="0"/>
-        </w:rPr>
-        <w:t>1,000</w:t>
-      </w:r>
-      <w:r>
-        <w:rPr>
-          <w:rFonts w:ascii="Palatino" w:hAnsi="Palatino"/>
-          <w:b w:val="0"/>
-          <w:i w:val="0"/>
-        </w:rPr>
-        <w:t xml:space="preserve"> e Q, de </w:t>
-      </w:r>
-      <w:r>
-        <w:rPr>
-          <w:rFonts w:ascii="Palatino" w:hAnsi="Palatino"/>
-          <w:b/>
-          <w:i w:val="0"/>
-        </w:rPr>
-        <w:t>0,971250</w:t>
-      </w:r>
-      <w:r>
-        <w:rPr>
-          <w:rFonts w:ascii="Palatino" w:hAnsi="Palatino"/>
-          <w:b w:val="0"/>
-          <w:i w:val="0"/>
-        </w:rPr>
-        <w:t xml:space="preserve"> para </w:t>
-      </w:r>
-      <w:r>
-        <w:rPr>
-          <w:rFonts w:ascii="Palatino" w:hAnsi="Palatino"/>
-          <w:b/>
-          <w:i w:val="0"/>
-        </w:rPr>
-        <w:t>0,971064</w:t>
-      </w:r>
-      <w:r>
-        <w:rPr>
-          <w:rFonts w:ascii="Palatino" w:hAnsi="Palatino"/>
-          <w:b w:val="0"/>
-          <w:i w:val="0"/>
-        </w:rPr>
-        <w:t xml:space="preserve">. Na safra </w:t>
-      </w:r>
-      <w:r>
-        <w:rPr>
-          <w:rFonts w:ascii="Palatino" w:hAnsi="Palatino"/>
-          <w:b/>
-          <w:i w:val="0"/>
-        </w:rPr>
-        <w:t>202607</w:t>
-      </w:r>
-      <w:r>
-        <w:rPr>
-          <w:rFonts w:ascii="Palatino" w:hAnsi="Palatino"/>
-          <w:b w:val="0"/>
-          <w:i w:val="0"/>
-        </w:rPr>
-        <w:t xml:space="preserve">, a variação de maio ante abril foi de </w:t>
-      </w:r>
-      <w:r>
-        <w:rPr>
-          <w:rFonts w:ascii="Palatino" w:hAnsi="Palatino"/>
-          <w:b/>
-          <w:i w:val="0"/>
-        </w:rPr>
-        <w:t>-0,009123 ponto</w:t>
-      </w:r>
-      <w:r>
-        <w:rPr>
-          <w:rFonts w:ascii="Palatino" w:hAnsi="Palatino"/>
-          <w:b w:val="0"/>
-          <w:i w:val="0"/>
-        </w:rPr>
-        <w:t xml:space="preserve">; em relação ao IDC de abril publicado na nota anterior, a diferença é de </w:t>
-      </w:r>
-      <w:r>
-        <w:rPr>
-          <w:rFonts w:ascii="Palatino" w:hAnsi="Palatino"/>
-          <w:b/>
-          <w:i w:val="0"/>
-        </w:rPr>
-        <w:t>-0,005264 ponto</w:t>
-      </w:r>
-      <w:r>
-        <w:rPr>
-          <w:rFonts w:ascii="Palatino" w:hAnsi="Palatino"/>
-          <w:b w:val="0"/>
-          <w:i w:val="0"/>
-        </w:rPr>
-        <w:t>.</w:t>
-      </w:r>
-    </w:p>
-    <w:p>
-      <w:pPr>
-        <w:numPr>
-          <w:ilvl w:val="0"/>
-          <w:numId w:val="10"/>
-        </w:numPr>
-        <w:pStyle w:val="Heading1"/>
-      </w:pPr>
-      <w:r>
-        <w:rPr>
-          <w:rFonts w:ascii="Palatino" w:hAnsi="Palatino"/>
-          <w:b w:val="0"/>
-          <w:i w:val="0"/>
-        </w:rPr>
         <w:t>Trajetória do índice</w:t>
       </w:r>
     </w:p>
@@ -2493,6 +1515,7 @@
     <w:p>
       <w:pPr>
         <w:pStyle w:val="Heading1"/>
+        <w:spacing w:before="240" w:after="80"/>
       </w:pPr>
       <w:r>
         <w:rPr>
@@ -2509,15 +1532,6 @@
         <w:widowControl/>
         <w:spacing w:line="260" w:lineRule="exact" w:before="0" w:after="0"/>
         <w:ind w:firstLine="0"/>
-        <w:jc w:val="both"/>
-      </w:pPr>
-    </w:p>
-    <w:p>
-      <w:pPr>
-        <w:pStyle w:val="IDCNotes"/>
-        <w:widowControl/>
-        <w:spacing w:line="260" w:lineRule="exact" w:before="0" w:after="0"/>
-        <w:ind w:firstLine="300"/>
         <w:jc w:val="both"/>
       </w:pPr>
       <w:r>
@@ -2561,6 +1575,23 @@
           <w:b w:val="0"/>
           <w:i w:val="0"/>
         </w:rPr>
+        <w:t>Revisões dos dados. Os valores históricos do IDC são recalculados a cada edição com a safra mais recente dos dados do Banco Central. Revisões com efeito material sobre o índice ou sua interpretação são descritas no relatório; a série disponibilizada incorpora todas as revisões identificadas.</w:t>
+      </w:r>
+    </w:p>
+    <w:p>
+      <w:pPr>
+        <w:pStyle w:val="IDCNotes"/>
+        <w:widowControl/>
+        <w:spacing w:line="260" w:lineRule="exact" w:before="0" w:after="0"/>
+        <w:ind w:firstLine="300"/>
+        <w:jc w:val="both"/>
+      </w:pPr>
+      <w:r>
+        <w:rPr>
+          <w:rFonts w:ascii="Palatino" w:hAnsi="Palatino"/>
+          <w:b w:val="0"/>
+          <w:i w:val="0"/>
+        </w:rPr>
         <w:t xml:space="preserve">Citação recomendada. Gonzalez, L.; Carrijo, M. L.; Schiozer, R. </w:t>
       </w:r>
       <w:r>
@@ -2577,17 +1608,8 @@
           <w:b w:val="0"/>
           <w:i w:val="0"/>
         </w:rPr>
-        <w:t xml:space="preserve"> FGVcemif/FGV-EAESP. </w:t>
+        <w:t xml:space="preserve"> FGVcemif/FGV-EAESP.</w:t>
       </w:r>
-    </w:p>
-    <w:p>
-      <w:pPr>
-        <w:pStyle w:val="IDCNotes"/>
-        <w:widowControl/>
-        <w:spacing w:line="260" w:lineRule="exact" w:before="0" w:after="0"/>
-        <w:ind w:firstLine="300"/>
-        <w:jc w:val="both"/>
-      </w:pPr>
     </w:p>
     <w:p>
       <w:pPr>
@@ -2706,7 +1728,7 @@
       <w:r>
         <w:drawing>
           <wp:inline xmlns:a="http://schemas.openxmlformats.org/drawingml/2006/main" xmlns:pic="http://schemas.openxmlformats.org/drawingml/2006/picture">
-            <wp:extent cx="5400000" cy="5392202"/>
+            <wp:extent cx="5400000" cy="6167603"/>
             <wp:docPr id="3" name="Picture 3" descr="Evolução das componentes brutas C, I e Q (mar-2011 a mai-2026)."/>
             <wp:cNvGraphicFramePr>
               <a:graphicFrameLocks noChangeAspect="1"/>
@@ -2727,7 +1749,7 @@
                   <pic:spPr>
                     <a:xfrm>
                       <a:off x="0" y="0"/>
-                      <a:ext cx="5400000" cy="5392202"/>
+                      <a:ext cx="5400000" cy="6167603"/>
                     </a:xfrm>
                     <a:prstGeom prst="rect"/>
                   </pic:spPr>
